--- a/Documento Snack rush.docx
+++ b/Documento Snack rush.docx
@@ -4,7 +4,7 @@
   <w:body>
     <w:p>
       <w:pPr>
-        <w:pStyle w:val="Ttulo1"/>
+        <w:pStyle w:val="Titre1"/>
         <w:jc w:val="center"/>
         <w:rPr>
           <w:rFonts w:ascii="Times New Roman" w:eastAsia="Times New Roman" w:hAnsi="Times New Roman" w:cs="Times New Roman"/>
@@ -37,7 +37,7 @@
     </w:p>
     <w:p>
       <w:pPr>
-        <w:pStyle w:val="Ttulo1"/>
+        <w:pStyle w:val="Titre1"/>
         <w:jc w:val="center"/>
         <w:rPr>
           <w:rFonts w:ascii="Times New Roman" w:eastAsia="Times New Roman" w:hAnsi="Times New Roman" w:cs="Times New Roman"/>
@@ -46,7 +46,7 @@
     </w:p>
     <w:p>
       <w:pPr>
-        <w:pStyle w:val="Ttulo1"/>
+        <w:pStyle w:val="Titre1"/>
         <w:jc w:val="center"/>
         <w:rPr>
           <w:rFonts w:ascii="Times New Roman" w:eastAsia="Times New Roman" w:hAnsi="Times New Roman" w:cs="Times New Roman"/>
@@ -65,7 +65,7 @@
     </w:p>
     <w:p>
       <w:pPr>
-        <w:pStyle w:val="Ttulo2"/>
+        <w:pStyle w:val="Titre2"/>
         <w:jc w:val="center"/>
         <w:rPr>
           <w:rFonts w:ascii="Times New Roman" w:eastAsia="Times New Roman" w:hAnsi="Times New Roman" w:cs="Times New Roman"/>
@@ -80,7 +80,7 @@
     </w:p>
     <w:p>
       <w:pPr>
-        <w:pStyle w:val="Ttulo2"/>
+        <w:pStyle w:val="Titre2"/>
         <w:jc w:val="center"/>
         <w:rPr>
           <w:rFonts w:ascii="Times New Roman" w:eastAsia="Times New Roman" w:hAnsi="Times New Roman" w:cs="Times New Roman"/>
@@ -103,7 +103,7 @@
     </w:p>
     <w:p>
       <w:pPr>
-        <w:pStyle w:val="Ttulo1"/>
+        <w:pStyle w:val="Titre1"/>
         <w:jc w:val="center"/>
         <w:rPr>
           <w:rFonts w:ascii="Times New Roman" w:eastAsia="Times New Roman" w:hAnsi="Times New Roman" w:cs="Times New Roman"/>
@@ -136,7 +136,7 @@
     </w:p>
     <w:p>
       <w:pPr>
-        <w:pStyle w:val="Ttulo2"/>
+        <w:pStyle w:val="Titre2"/>
         <w:jc w:val="center"/>
         <w:rPr>
           <w:rFonts w:ascii="Times New Roman" w:eastAsia="Times New Roman" w:hAnsi="Times New Roman" w:cs="Times New Roman"/>
@@ -188,19 +188,22 @@
       </w:pPr>
       <w:r>
         <w:rPr>
-          <w:rStyle w:val="Fuerte"/>
+          <w:rStyle w:val="lev"/>
         </w:rPr>
         <w:t>Estudiante:</w:t>
       </w:r>
       <w:r>
-        <w:t xml:space="preserve"> Lucrecia Soto Aguilar</w:t>
+        <w:t xml:space="preserve"> Santiago Solano, </w:t>
+      </w:r>
+      <w:r>
+        <w:t>Lucrecia Soto</w:t>
       </w:r>
       <w:r>
         <w:br/>
       </w:r>
       <w:r>
         <w:rPr>
-          <w:rStyle w:val="Fuerte"/>
+          <w:rStyle w:val="lev"/>
         </w:rPr>
         <w:t>Profesor:</w:t>
       </w:r>
@@ -218,7 +221,7 @@
       </w:r>
       <w:r>
         <w:rPr>
-          <w:rStyle w:val="Fuerte"/>
+          <w:rStyle w:val="lev"/>
         </w:rPr>
         <w:t>Curso:</w:t>
       </w:r>
@@ -242,7 +245,7 @@
       </w:r>
       <w:r>
         <w:rPr>
-          <w:rStyle w:val="Fuerte"/>
+          <w:rStyle w:val="lev"/>
         </w:rPr>
         <w:t>Fecha de entrega:</w:t>
       </w:r>
@@ -264,42 +267,42 @@
     </w:p>
     <w:p>
       <w:pPr>
-        <w:pStyle w:val="Prrafodelista"/>
-      </w:pPr>
-    </w:p>
-    <w:p>
-      <w:pPr>
-        <w:pStyle w:val="Prrafodelista"/>
-      </w:pPr>
-    </w:p>
-    <w:p>
-      <w:pPr>
-        <w:pStyle w:val="Prrafodelista"/>
-      </w:pPr>
-    </w:p>
-    <w:p>
-      <w:pPr>
-        <w:pStyle w:val="Prrafodelista"/>
-      </w:pPr>
-    </w:p>
-    <w:p>
-      <w:pPr>
-        <w:pStyle w:val="Prrafodelista"/>
-      </w:pPr>
-    </w:p>
-    <w:p>
-      <w:pPr>
-        <w:pStyle w:val="Prrafodelista"/>
-      </w:pPr>
-    </w:p>
-    <w:p>
-      <w:pPr>
-        <w:pStyle w:val="Prrafodelista"/>
-      </w:pPr>
-    </w:p>
-    <w:p>
-      <w:pPr>
-        <w:pStyle w:val="Prrafodelista"/>
+        <w:pStyle w:val="Paragraphedeliste"/>
+      </w:pPr>
+    </w:p>
+    <w:p>
+      <w:pPr>
+        <w:pStyle w:val="Paragraphedeliste"/>
+      </w:pPr>
+    </w:p>
+    <w:p>
+      <w:pPr>
+        <w:pStyle w:val="Paragraphedeliste"/>
+      </w:pPr>
+    </w:p>
+    <w:p>
+      <w:pPr>
+        <w:pStyle w:val="Paragraphedeliste"/>
+      </w:pPr>
+    </w:p>
+    <w:p>
+      <w:pPr>
+        <w:pStyle w:val="Paragraphedeliste"/>
+      </w:pPr>
+    </w:p>
+    <w:p>
+      <w:pPr>
+        <w:pStyle w:val="Paragraphedeliste"/>
+      </w:pPr>
+    </w:p>
+    <w:p>
+      <w:pPr>
+        <w:pStyle w:val="Paragraphedeliste"/>
+      </w:pPr>
+    </w:p>
+    <w:p>
+      <w:pPr>
+        <w:pStyle w:val="Paragraphedeliste"/>
       </w:pPr>
     </w:p>
     <w:p/>
@@ -406,43 +409,85 @@
         <w:rPr>
           <w:rFonts w:ascii="Arial" w:eastAsia="Times New Roman" w:hAnsi="Arial" w:cs="Arial"/>
         </w:rPr>
-        <w:t>El presente proyecto, Crazy Snack Rush TEC, es una versión didáctica del popular juego Overcooked, adaptada como herramienta de aprendizaje para áreas de tecnología, lógica y programación. El objetivo principal es recrear una experiencia de simulación de cocina en un entorno caótico y divertido, donde el usuario asume el rol de chefs encargados de preparar y entregar órdenes bajo restricciones de tiempo y recursos.</w:t>
-      </w:r>
-    </w:p>
-    <w:p>
-      <w:pPr>
-        <w:pStyle w:val="NormalWeb"/>
-        <w:spacing w:before="0" w:beforeAutospacing="0" w:after="0" w:afterAutospacing="0"/>
-        <w:jc w:val="both"/>
+        <w:t xml:space="preserve">El presente proyecto, </w:t>
+      </w:r>
+      <w:proofErr w:type="spellStart"/>
+      <w:r>
         <w:rPr>
           <w:rFonts w:ascii="Arial" w:eastAsia="Times New Roman" w:hAnsi="Arial" w:cs="Arial"/>
         </w:rPr>
-      </w:pPr>
-    </w:p>
-    <w:p>
-      <w:pPr>
-        <w:pStyle w:val="NormalWeb"/>
-        <w:spacing w:before="0" w:beforeAutospacing="0" w:after="0" w:afterAutospacing="0"/>
-        <w:jc w:val="both"/>
+        <w:t>Crazy</w:t>
+      </w:r>
+      <w:proofErr w:type="spellEnd"/>
+      <w:r>
         <w:rPr>
           <w:rFonts w:ascii="Arial" w:eastAsia="Times New Roman" w:hAnsi="Arial" w:cs="Arial"/>
         </w:rPr>
-      </w:pPr>
+        <w:t xml:space="preserve"> Snack Rush TEC, es una versión didáctica del popular juego </w:t>
+      </w:r>
+      <w:proofErr w:type="spellStart"/>
       <w:r>
         <w:rPr>
           <w:rFonts w:ascii="Arial" w:eastAsia="Times New Roman" w:hAnsi="Arial" w:cs="Arial"/>
         </w:rPr>
-        <w:t>Para lograr esto, se hace uso de estrategias de diseño digital que involucran la obtención y procesamiento de caracteres ASCII, la extracción de bits significativos y el uso de compuertas lógicas físicas. El corazón de esta extensión de hardware es un “circuito incrementador de 5”, el cual recibe señales binarias, aplica el razonamiento del Álgebra de Boole mediante operaciones lógicas, y entrega un resultado tangible a través de indicadores LED.</w:t>
-      </w:r>
-    </w:p>
-    <w:p>
-      <w:pPr>
-        <w:pStyle w:val="NormalWeb"/>
-        <w:spacing w:before="0" w:beforeAutospacing="0" w:after="0" w:afterAutospacing="0"/>
-        <w:jc w:val="both"/>
+        <w:t>Overcooked</w:t>
+      </w:r>
+      <w:proofErr w:type="spellEnd"/>
+      <w:r>
         <w:rPr>
           <w:rFonts w:ascii="Arial" w:eastAsia="Times New Roman" w:hAnsi="Arial" w:cs="Arial"/>
         </w:rPr>
+        <w:t>, adaptada como herramienta de aprendizaje para áreas de tecnología, lógica y programación. El objetivo principal es recrear una experiencia de simulación de cocina en un entorno caótico y divertido, donde el usuario asume el rol de chefs encargados de preparar y entregar órdenes bajo restricciones de tiempo y recursos.</w:t>
+      </w:r>
+    </w:p>
+    <w:p>
+      <w:pPr>
+        <w:pStyle w:val="NormalWeb"/>
+        <w:spacing w:before="0" w:beforeAutospacing="0" w:after="0" w:afterAutospacing="0"/>
+        <w:jc w:val="both"/>
+        <w:rPr>
+          <w:rFonts w:ascii="Arial" w:eastAsia="Times New Roman" w:hAnsi="Arial" w:cs="Arial"/>
+        </w:rPr>
+      </w:pPr>
+    </w:p>
+    <w:p>
+      <w:pPr>
+        <w:pStyle w:val="NormalWeb"/>
+        <w:spacing w:before="0" w:beforeAutospacing="0" w:after="0" w:afterAutospacing="0"/>
+        <w:jc w:val="both"/>
+        <w:rPr>
+          <w:rFonts w:ascii="Arial" w:eastAsia="Times New Roman" w:hAnsi="Arial" w:cs="Arial"/>
+        </w:rPr>
+      </w:pPr>
+      <w:r>
+        <w:rPr>
+          <w:rFonts w:ascii="Arial" w:eastAsia="Times New Roman" w:hAnsi="Arial" w:cs="Arial"/>
+        </w:rPr>
+        <w:t xml:space="preserve">Para lograr esto, se hace uso de estrategias de diseño digital que involucran la obtención y procesamiento de caracteres ASCII, la extracción de bits significativos y el uso de compuertas lógicas físicas. El corazón de esta extensión de hardware es un “circuito </w:t>
+      </w:r>
+      <w:proofErr w:type="spellStart"/>
+      <w:r>
+        <w:rPr>
+          <w:rFonts w:ascii="Arial" w:eastAsia="Times New Roman" w:hAnsi="Arial" w:cs="Arial"/>
+        </w:rPr>
+        <w:t>incrementador</w:t>
+      </w:r>
+      <w:proofErr w:type="spellEnd"/>
+      <w:r>
+        <w:rPr>
+          <w:rFonts w:ascii="Arial" w:eastAsia="Times New Roman" w:hAnsi="Arial" w:cs="Arial"/>
+        </w:rPr>
+        <w:t xml:space="preserve"> de 5”, el cual recibe señales binarias, aplica el razonamiento del Álgebra de Boole mediante operaciones lógicas, y entrega un resultado tangible a través de indicadores LED.</w:t>
+      </w:r>
+    </w:p>
+    <w:p>
+      <w:pPr>
+        <w:pStyle w:val="NormalWeb"/>
+        <w:spacing w:before="0" w:beforeAutospacing="0" w:after="0" w:afterAutospacing="0"/>
+        <w:jc w:val="both"/>
+        <w:rPr>
+          <w:rFonts w:ascii="Arial" w:eastAsia="Times New Roman" w:hAnsi="Arial" w:cs="Arial"/>
+        </w:rPr>
       </w:pPr>
     </w:p>
     <w:p>
@@ -458,8 +503,16 @@
         <w:rPr>
           <w:rFonts w:ascii="Arial" w:eastAsia="Times New Roman" w:hAnsi="Arial" w:cs="Arial"/>
         </w:rPr>
-        <w:t>El desafío resuelto en este proyecto consiste en la implementación de una arquitectura modular basada en POO, la gestión de estados de ingredientes, la lógica de validación de recetas y el control de flujos de trabajo en un escenario de cocina interactivo. Este documento detalla el diseño de las clases, la interacción entre componentes y la lógica que sustenta la jugabilidad</w:t>
-      </w:r>
+        <w:t xml:space="preserve">El desafío resuelto en este proyecto consiste en la implementación de una arquitectura modular basada en POO, la gestión de estados de ingredientes, la lógica de validación de recetas y el control de flujos de trabajo en un escenario de cocina interactivo. Este documento detalla el diseño de las clases, la interacción entre componentes y la lógica que sustenta la </w:t>
+      </w:r>
+      <w:proofErr w:type="spellStart"/>
+      <w:r>
+        <w:rPr>
+          <w:rFonts w:ascii="Arial" w:eastAsia="Times New Roman" w:hAnsi="Arial" w:cs="Arial"/>
+        </w:rPr>
+        <w:t>jugabilidad</w:t>
+      </w:r>
+      <w:proofErr w:type="spellEnd"/>
       <w:r>
         <w:rPr>
           <w:rFonts w:ascii="Arial" w:eastAsia="Times New Roman" w:hAnsi="Arial" w:cs="Arial"/>
@@ -1616,41 +1669,155 @@
           <w:color w:val="000000"/>
         </w:rPr>
       </w:pPr>
-      <w:r>
-        <w:rPr>
-          <w:rFonts w:ascii="Arial" w:hAnsi="Arial" w:cs="Arial"/>
-          <w:color w:val="000000"/>
-        </w:rPr>
-        <w:t>JFrame y JPanel: Son los contenedores principales. JFrame es la ventana del juego, y JPanel es el “lienzo” donde sobrescribes el método paintComponent(Graphics g) para dibujar a los chefs, los ingredientes y las estaciones.</w:t>
-      </w:r>
-    </w:p>
-    <w:p>
-      <w:pPr>
-        <w:pStyle w:val="NormalWeb"/>
-        <w:spacing w:before="0" w:beforeAutospacing="0" w:after="0" w:afterAutospacing="0"/>
-        <w:jc w:val="both"/>
-        <w:rPr>
-          <w:rFonts w:ascii="Arial" w:hAnsi="Arial" w:cs="Arial"/>
-          <w:color w:val="000000"/>
-        </w:rPr>
-      </w:pPr>
-    </w:p>
-    <w:p>
-      <w:pPr>
-        <w:pStyle w:val="NormalWeb"/>
-        <w:spacing w:before="0" w:beforeAutospacing="0" w:after="0" w:afterAutospacing="0"/>
-        <w:jc w:val="both"/>
-        <w:rPr>
-          <w:rFonts w:ascii="Arial" w:hAnsi="Arial" w:cs="Arial"/>
-          <w:color w:val="000000"/>
-        </w:rPr>
-      </w:pPr>
-      <w:r>
-        <w:rPr>
-          <w:rFonts w:ascii="Arial" w:hAnsi="Arial" w:cs="Arial"/>
-          <w:color w:val="000000"/>
-        </w:rPr>
-        <w:t>KeyListener: Permite capturar las teclas presionadas por el usuario. En tu caso, necesitarás implementar este listener para que el jugador pueda moverse y presionar el botón de acción (interacción con estaciones)</w:t>
+      <w:proofErr w:type="spellStart"/>
+      <w:r>
+        <w:rPr>
+          <w:rFonts w:ascii="Arial" w:hAnsi="Arial" w:cs="Arial"/>
+          <w:color w:val="000000"/>
+        </w:rPr>
+        <w:t>JFrame</w:t>
+      </w:r>
+      <w:proofErr w:type="spellEnd"/>
+      <w:r>
+        <w:rPr>
+          <w:rFonts w:ascii="Arial" w:hAnsi="Arial" w:cs="Arial"/>
+          <w:color w:val="000000"/>
+        </w:rPr>
+        <w:t xml:space="preserve"> y </w:t>
+      </w:r>
+      <w:proofErr w:type="spellStart"/>
+      <w:r>
+        <w:rPr>
+          <w:rFonts w:ascii="Arial" w:hAnsi="Arial" w:cs="Arial"/>
+          <w:color w:val="000000"/>
+        </w:rPr>
+        <w:t>JPanel</w:t>
+      </w:r>
+      <w:proofErr w:type="spellEnd"/>
+      <w:r>
+        <w:rPr>
+          <w:rFonts w:ascii="Arial" w:hAnsi="Arial" w:cs="Arial"/>
+          <w:color w:val="000000"/>
+        </w:rPr>
+        <w:t xml:space="preserve">: Son los contenedores principales. </w:t>
+      </w:r>
+      <w:proofErr w:type="spellStart"/>
+      <w:r>
+        <w:rPr>
+          <w:rFonts w:ascii="Arial" w:hAnsi="Arial" w:cs="Arial"/>
+          <w:color w:val="000000"/>
+        </w:rPr>
+        <w:t>JFrame</w:t>
+      </w:r>
+      <w:proofErr w:type="spellEnd"/>
+      <w:r>
+        <w:rPr>
+          <w:rFonts w:ascii="Arial" w:hAnsi="Arial" w:cs="Arial"/>
+          <w:color w:val="000000"/>
+        </w:rPr>
+        <w:t xml:space="preserve"> es la ventana del juego, y </w:t>
+      </w:r>
+      <w:proofErr w:type="spellStart"/>
+      <w:r>
+        <w:rPr>
+          <w:rFonts w:ascii="Arial" w:hAnsi="Arial" w:cs="Arial"/>
+          <w:color w:val="000000"/>
+        </w:rPr>
+        <w:t>JPanel</w:t>
+      </w:r>
+      <w:proofErr w:type="spellEnd"/>
+      <w:r>
+        <w:rPr>
+          <w:rFonts w:ascii="Arial" w:hAnsi="Arial" w:cs="Arial"/>
+          <w:color w:val="000000"/>
+        </w:rPr>
+        <w:t xml:space="preserve"> es el “lienzo” donde sobrescribes el método </w:t>
+      </w:r>
+      <w:proofErr w:type="spellStart"/>
+      <w:r>
+        <w:rPr>
+          <w:rFonts w:ascii="Arial" w:hAnsi="Arial" w:cs="Arial"/>
+          <w:color w:val="000000"/>
+        </w:rPr>
+        <w:t>paintComponent</w:t>
+      </w:r>
+      <w:proofErr w:type="spellEnd"/>
+      <w:r>
+        <w:rPr>
+          <w:rFonts w:ascii="Arial" w:hAnsi="Arial" w:cs="Arial"/>
+          <w:color w:val="000000"/>
+        </w:rPr>
+        <w:t>(</w:t>
+      </w:r>
+      <w:proofErr w:type="spellStart"/>
+      <w:r>
+        <w:rPr>
+          <w:rFonts w:ascii="Arial" w:hAnsi="Arial" w:cs="Arial"/>
+          <w:color w:val="000000"/>
+        </w:rPr>
+        <w:t>Graphics</w:t>
+      </w:r>
+      <w:proofErr w:type="spellEnd"/>
+      <w:r>
+        <w:rPr>
+          <w:rFonts w:ascii="Arial" w:hAnsi="Arial" w:cs="Arial"/>
+          <w:color w:val="000000"/>
+        </w:rPr>
+        <w:t xml:space="preserve"> g) para dibujar a los chefs, los ingredientes y las estaciones.</w:t>
+      </w:r>
+    </w:p>
+    <w:p>
+      <w:pPr>
+        <w:pStyle w:val="NormalWeb"/>
+        <w:spacing w:before="0" w:beforeAutospacing="0" w:after="0" w:afterAutospacing="0"/>
+        <w:jc w:val="both"/>
+        <w:rPr>
+          <w:rFonts w:ascii="Arial" w:hAnsi="Arial" w:cs="Arial"/>
+          <w:color w:val="000000"/>
+        </w:rPr>
+      </w:pPr>
+    </w:p>
+    <w:p>
+      <w:pPr>
+        <w:pStyle w:val="NormalWeb"/>
+        <w:spacing w:before="0" w:beforeAutospacing="0" w:after="0" w:afterAutospacing="0"/>
+        <w:jc w:val="both"/>
+        <w:rPr>
+          <w:rFonts w:ascii="Arial" w:hAnsi="Arial" w:cs="Arial"/>
+          <w:color w:val="000000"/>
+        </w:rPr>
+      </w:pPr>
+      <w:proofErr w:type="spellStart"/>
+      <w:r>
+        <w:rPr>
+          <w:rFonts w:ascii="Arial" w:hAnsi="Arial" w:cs="Arial"/>
+          <w:color w:val="000000"/>
+        </w:rPr>
+        <w:t>KeyListener</w:t>
+      </w:r>
+      <w:proofErr w:type="spellEnd"/>
+      <w:r>
+        <w:rPr>
+          <w:rFonts w:ascii="Arial" w:hAnsi="Arial" w:cs="Arial"/>
+          <w:color w:val="000000"/>
+        </w:rPr>
+        <w:t xml:space="preserve">: Permite capturar las teclas presionadas por el usuario. En tu caso, necesitarás implementar este </w:t>
+      </w:r>
+      <w:proofErr w:type="spellStart"/>
+      <w:r>
+        <w:rPr>
+          <w:rFonts w:ascii="Arial" w:hAnsi="Arial" w:cs="Arial"/>
+          <w:color w:val="000000"/>
+        </w:rPr>
+        <w:t>listener</w:t>
+      </w:r>
+      <w:proofErr w:type="spellEnd"/>
+      <w:r>
+        <w:rPr>
+          <w:rFonts w:ascii="Arial" w:hAnsi="Arial" w:cs="Arial"/>
+          <w:color w:val="000000"/>
+        </w:rPr>
+        <w:t xml:space="preserve"> para que el jugador pueda moverse y presionar el botón de acción (interacción con estaciones)</w:t>
       </w:r>
       <w:r>
         <w:rPr>
@@ -1681,41 +1848,75 @@
           <w:color w:val="000000"/>
         </w:rPr>
       </w:pPr>
-      <w:r>
-        <w:rPr>
-          <w:rFonts w:ascii="Arial" w:hAnsi="Arial" w:cs="Arial"/>
-          <w:color w:val="000000"/>
-        </w:rPr>
-        <w:t>Timer: Es el corazón del juego. Este componente genera eventos de manera constante (por ejemplo, cada 16ms para lograr ~60 FPS). Es aquí donde debes actualizar la lógica de posición de los chefs, verificar si una receta expiró (lógica de tiempo) y repintar la pantalla.</w:t>
-      </w:r>
-    </w:p>
-    <w:p>
-      <w:pPr>
-        <w:pStyle w:val="NormalWeb"/>
-        <w:spacing w:before="0" w:beforeAutospacing="0" w:after="0" w:afterAutospacing="0"/>
-        <w:jc w:val="both"/>
-        <w:rPr>
-          <w:rFonts w:ascii="Arial" w:hAnsi="Arial" w:cs="Arial"/>
-          <w:color w:val="000000"/>
-        </w:rPr>
-      </w:pPr>
-    </w:p>
-    <w:p>
-      <w:pPr>
-        <w:pStyle w:val="NormalWeb"/>
-        <w:spacing w:before="0" w:beforeAutospacing="0" w:after="0" w:afterAutospacing="0"/>
-        <w:jc w:val="both"/>
-        <w:rPr>
-          <w:rFonts w:ascii="Arial" w:hAnsi="Arial" w:cs="Arial"/>
-          <w:color w:val="000000"/>
-        </w:rPr>
-      </w:pPr>
-      <w:r>
-        <w:rPr>
-          <w:rFonts w:ascii="Arial" w:hAnsi="Arial" w:cs="Arial"/>
-          <w:color w:val="000000"/>
-        </w:rPr>
-        <w:t>Graphics: Es la herramienta que utiliza paintComponent para dibujar todo lo que está definido en tus clases (especialmente en la clase Chef y Estaciones).</w:t>
+      <w:proofErr w:type="spellStart"/>
+      <w:r>
+        <w:rPr>
+          <w:rFonts w:ascii="Arial" w:hAnsi="Arial" w:cs="Arial"/>
+          <w:color w:val="000000"/>
+        </w:rPr>
+        <w:t>Timer</w:t>
+      </w:r>
+      <w:proofErr w:type="spellEnd"/>
+      <w:r>
+        <w:rPr>
+          <w:rFonts w:ascii="Arial" w:hAnsi="Arial" w:cs="Arial"/>
+          <w:color w:val="000000"/>
+        </w:rPr>
+        <w:t>: Es el corazón del juego. Este componente genera eventos de manera constante (por ejemplo, cada 16ms para lograr ~60 FPS). Es aquí donde debes actualizar la lógica de posición de los chefs, verificar si una receta expiró (lógica de tiempo) y repintar la pantalla.</w:t>
+      </w:r>
+    </w:p>
+    <w:p>
+      <w:pPr>
+        <w:pStyle w:val="NormalWeb"/>
+        <w:spacing w:before="0" w:beforeAutospacing="0" w:after="0" w:afterAutospacing="0"/>
+        <w:jc w:val="both"/>
+        <w:rPr>
+          <w:rFonts w:ascii="Arial" w:hAnsi="Arial" w:cs="Arial"/>
+          <w:color w:val="000000"/>
+        </w:rPr>
+      </w:pPr>
+    </w:p>
+    <w:p>
+      <w:pPr>
+        <w:pStyle w:val="NormalWeb"/>
+        <w:spacing w:before="0" w:beforeAutospacing="0" w:after="0" w:afterAutospacing="0"/>
+        <w:jc w:val="both"/>
+        <w:rPr>
+          <w:rFonts w:ascii="Arial" w:hAnsi="Arial" w:cs="Arial"/>
+          <w:color w:val="000000"/>
+        </w:rPr>
+      </w:pPr>
+      <w:proofErr w:type="spellStart"/>
+      <w:r>
+        <w:rPr>
+          <w:rFonts w:ascii="Arial" w:hAnsi="Arial" w:cs="Arial"/>
+          <w:color w:val="000000"/>
+        </w:rPr>
+        <w:t>Graphics</w:t>
+      </w:r>
+      <w:proofErr w:type="spellEnd"/>
+      <w:r>
+        <w:rPr>
+          <w:rFonts w:ascii="Arial" w:hAnsi="Arial" w:cs="Arial"/>
+          <w:color w:val="000000"/>
+        </w:rPr>
+        <w:t xml:space="preserve">: Es la herramienta que utiliza </w:t>
+      </w:r>
+      <w:proofErr w:type="spellStart"/>
+      <w:r>
+        <w:rPr>
+          <w:rFonts w:ascii="Arial" w:hAnsi="Arial" w:cs="Arial"/>
+          <w:color w:val="000000"/>
+        </w:rPr>
+        <w:t>paintComponent</w:t>
+      </w:r>
+      <w:proofErr w:type="spellEnd"/>
+      <w:r>
+        <w:rPr>
+          <w:rFonts w:ascii="Arial" w:hAnsi="Arial" w:cs="Arial"/>
+          <w:color w:val="000000"/>
+        </w:rPr>
+        <w:t xml:space="preserve"> para dibujar todo lo que está definido en tus clases (especialmente en la clase Chef y Estaciones).</w:t>
       </w:r>
     </w:p>
     <w:sectPr>
@@ -2494,11 +2695,11 @@
     <w:name w:val="Normal"/>
     <w:qFormat/>
   </w:style>
-  <w:style w:type="paragraph" w:styleId="Ttulo1">
+  <w:style w:type="paragraph" w:styleId="Titre1">
     <w:name w:val="heading 1"/>
     <w:basedOn w:val="Normal"/>
     <w:next w:val="Normal"/>
-    <w:link w:val="Ttulo1Car"/>
+    <w:link w:val="Titre1Car"/>
     <w:uiPriority w:val="9"/>
     <w:qFormat/>
     <w:rsid w:val="00DE4EE0"/>
@@ -2515,11 +2716,11 @@
       <w:szCs w:val="40"/>
     </w:rPr>
   </w:style>
-  <w:style w:type="paragraph" w:styleId="Ttulo2">
+  <w:style w:type="paragraph" w:styleId="Titre2">
     <w:name w:val="heading 2"/>
     <w:basedOn w:val="Normal"/>
     <w:next w:val="Normal"/>
-    <w:link w:val="Ttulo2Car"/>
+    <w:link w:val="Titre2Car"/>
     <w:uiPriority w:val="9"/>
     <w:unhideWhenUsed/>
     <w:qFormat/>
@@ -2537,11 +2738,11 @@
       <w:szCs w:val="32"/>
     </w:rPr>
   </w:style>
-  <w:style w:type="paragraph" w:styleId="Ttulo3">
+  <w:style w:type="paragraph" w:styleId="Titre3">
     <w:name w:val="heading 3"/>
     <w:basedOn w:val="Normal"/>
     <w:next w:val="Normal"/>
-    <w:link w:val="Ttulo3Car"/>
+    <w:link w:val="Titre3Car"/>
     <w:uiPriority w:val="9"/>
     <w:semiHidden/>
     <w:unhideWhenUsed/>
@@ -2560,11 +2761,11 @@
       <w:szCs w:val="28"/>
     </w:rPr>
   </w:style>
-  <w:style w:type="paragraph" w:styleId="Ttulo4">
+  <w:style w:type="paragraph" w:styleId="Titre4">
     <w:name w:val="heading 4"/>
     <w:basedOn w:val="Normal"/>
     <w:next w:val="Normal"/>
-    <w:link w:val="Ttulo4Car"/>
+    <w:link w:val="Titre4Car"/>
     <w:uiPriority w:val="9"/>
     <w:semiHidden/>
     <w:unhideWhenUsed/>
@@ -2583,11 +2784,11 @@
       <w:color w:val="0F4761" w:themeColor="accent1" w:themeShade="BF"/>
     </w:rPr>
   </w:style>
-  <w:style w:type="paragraph" w:styleId="Ttulo5">
+  <w:style w:type="paragraph" w:styleId="Titre5">
     <w:name w:val="heading 5"/>
     <w:basedOn w:val="Normal"/>
     <w:next w:val="Normal"/>
-    <w:link w:val="Ttulo5Car"/>
+    <w:link w:val="Titre5Car"/>
     <w:uiPriority w:val="9"/>
     <w:semiHidden/>
     <w:unhideWhenUsed/>
@@ -2604,11 +2805,11 @@
       <w:color w:val="0F4761" w:themeColor="accent1" w:themeShade="BF"/>
     </w:rPr>
   </w:style>
-  <w:style w:type="paragraph" w:styleId="Ttulo6">
+  <w:style w:type="paragraph" w:styleId="Titre6">
     <w:name w:val="heading 6"/>
     <w:basedOn w:val="Normal"/>
     <w:next w:val="Normal"/>
-    <w:link w:val="Ttulo6Car"/>
+    <w:link w:val="Titre6Car"/>
     <w:uiPriority w:val="9"/>
     <w:semiHidden/>
     <w:unhideWhenUsed/>
@@ -2627,11 +2828,11 @@
       <w:color w:val="595959" w:themeColor="text1" w:themeTint="A6"/>
     </w:rPr>
   </w:style>
-  <w:style w:type="paragraph" w:styleId="Ttulo7">
+  <w:style w:type="paragraph" w:styleId="Titre7">
     <w:name w:val="heading 7"/>
     <w:basedOn w:val="Normal"/>
     <w:next w:val="Normal"/>
-    <w:link w:val="Ttulo7Car"/>
+    <w:link w:val="Titre7Car"/>
     <w:uiPriority w:val="9"/>
     <w:semiHidden/>
     <w:unhideWhenUsed/>
@@ -2648,11 +2849,11 @@
       <w:color w:val="595959" w:themeColor="text1" w:themeTint="A6"/>
     </w:rPr>
   </w:style>
-  <w:style w:type="paragraph" w:styleId="Ttulo8">
+  <w:style w:type="paragraph" w:styleId="Titre8">
     <w:name w:val="heading 8"/>
     <w:basedOn w:val="Normal"/>
     <w:next w:val="Normal"/>
-    <w:link w:val="Ttulo8Car"/>
+    <w:link w:val="Titre8Car"/>
     <w:uiPriority w:val="9"/>
     <w:semiHidden/>
     <w:unhideWhenUsed/>
@@ -2671,11 +2872,11 @@
       <w:color w:val="272727" w:themeColor="text1" w:themeTint="D8"/>
     </w:rPr>
   </w:style>
-  <w:style w:type="paragraph" w:styleId="Ttulo9">
+  <w:style w:type="paragraph" w:styleId="Titre9">
     <w:name w:val="heading 9"/>
     <w:basedOn w:val="Normal"/>
     <w:next w:val="Normal"/>
-    <w:link w:val="Ttulo9Car"/>
+    <w:link w:val="Titre9Car"/>
     <w:uiPriority w:val="9"/>
     <w:semiHidden/>
     <w:unhideWhenUsed/>
@@ -2692,13 +2893,13 @@
       <w:color w:val="272727" w:themeColor="text1" w:themeTint="D8"/>
     </w:rPr>
   </w:style>
-  <w:style w:type="character" w:default="1" w:styleId="Fuentedeprrafopredeter">
+  <w:style w:type="character" w:default="1" w:styleId="Policepardfaut">
     <w:name w:val="Default Paragraph Font"/>
     <w:uiPriority w:val="1"/>
     <w:semiHidden/>
     <w:unhideWhenUsed/>
   </w:style>
-  <w:style w:type="table" w:default="1" w:styleId="Tablanormal">
+  <w:style w:type="table" w:default="1" w:styleId="TableauNormal">
     <w:name w:val="Normal Table"/>
     <w:uiPriority w:val="99"/>
     <w:semiHidden/>
@@ -2713,16 +2914,16 @@
       </w:tblCellMar>
     </w:tblPr>
   </w:style>
-  <w:style w:type="numbering" w:default="1" w:styleId="Sinlista">
+  <w:style w:type="numbering" w:default="1" w:styleId="Aucuneliste">
     <w:name w:val="No List"/>
     <w:uiPriority w:val="99"/>
     <w:semiHidden/>
     <w:unhideWhenUsed/>
   </w:style>
-  <w:style w:type="character" w:customStyle="1" w:styleId="Ttulo1Car">
-    <w:name w:val="Título 1 Car"/>
-    <w:basedOn w:val="Fuentedeprrafopredeter"/>
-    <w:link w:val="Ttulo1"/>
+  <w:style w:type="character" w:customStyle="1" w:styleId="Titre1Car">
+    <w:name w:val="Titre 1 Car"/>
+    <w:basedOn w:val="Policepardfaut"/>
+    <w:link w:val="Titre1"/>
     <w:uiPriority w:val="9"/>
     <w:rsid w:val="00DE4EE0"/>
     <w:rPr>
@@ -2732,10 +2933,10 @@
       <w:szCs w:val="40"/>
     </w:rPr>
   </w:style>
-  <w:style w:type="character" w:customStyle="1" w:styleId="Ttulo2Car">
-    <w:name w:val="Título 2 Car"/>
-    <w:basedOn w:val="Fuentedeprrafopredeter"/>
-    <w:link w:val="Ttulo2"/>
+  <w:style w:type="character" w:customStyle="1" w:styleId="Titre2Car">
+    <w:name w:val="Titre 2 Car"/>
+    <w:basedOn w:val="Policepardfaut"/>
+    <w:link w:val="Titre2"/>
     <w:uiPriority w:val="9"/>
     <w:rsid w:val="00DE4EE0"/>
     <w:rPr>
@@ -2745,10 +2946,10 @@
       <w:szCs w:val="32"/>
     </w:rPr>
   </w:style>
-  <w:style w:type="character" w:customStyle="1" w:styleId="Ttulo3Car">
-    <w:name w:val="Título 3 Car"/>
-    <w:basedOn w:val="Fuentedeprrafopredeter"/>
-    <w:link w:val="Ttulo3"/>
+  <w:style w:type="character" w:customStyle="1" w:styleId="Titre3Car">
+    <w:name w:val="Titre 3 Car"/>
+    <w:basedOn w:val="Policepardfaut"/>
+    <w:link w:val="Titre3"/>
     <w:uiPriority w:val="9"/>
     <w:semiHidden/>
     <w:rsid w:val="00DE4EE0"/>
@@ -2759,10 +2960,10 @@
       <w:szCs w:val="28"/>
     </w:rPr>
   </w:style>
-  <w:style w:type="character" w:customStyle="1" w:styleId="Ttulo4Car">
-    <w:name w:val="Título 4 Car"/>
-    <w:basedOn w:val="Fuentedeprrafopredeter"/>
-    <w:link w:val="Ttulo4"/>
+  <w:style w:type="character" w:customStyle="1" w:styleId="Titre4Car">
+    <w:name w:val="Titre 4 Car"/>
+    <w:basedOn w:val="Policepardfaut"/>
+    <w:link w:val="Titre4"/>
     <w:uiPriority w:val="9"/>
     <w:semiHidden/>
     <w:rsid w:val="00DE4EE0"/>
@@ -2773,10 +2974,10 @@
       <w:color w:val="0F4761" w:themeColor="accent1" w:themeShade="BF"/>
     </w:rPr>
   </w:style>
-  <w:style w:type="character" w:customStyle="1" w:styleId="Ttulo5Car">
-    <w:name w:val="Título 5 Car"/>
-    <w:basedOn w:val="Fuentedeprrafopredeter"/>
-    <w:link w:val="Ttulo5"/>
+  <w:style w:type="character" w:customStyle="1" w:styleId="Titre5Car">
+    <w:name w:val="Titre 5 Car"/>
+    <w:basedOn w:val="Policepardfaut"/>
+    <w:link w:val="Titre5"/>
     <w:uiPriority w:val="9"/>
     <w:semiHidden/>
     <w:rsid w:val="00DE4EE0"/>
@@ -2785,10 +2986,10 @@
       <w:color w:val="0F4761" w:themeColor="accent1" w:themeShade="BF"/>
     </w:rPr>
   </w:style>
-  <w:style w:type="character" w:customStyle="1" w:styleId="Ttulo6Car">
-    <w:name w:val="Título 6 Car"/>
-    <w:basedOn w:val="Fuentedeprrafopredeter"/>
-    <w:link w:val="Ttulo6"/>
+  <w:style w:type="character" w:customStyle="1" w:styleId="Titre6Car">
+    <w:name w:val="Titre 6 Car"/>
+    <w:basedOn w:val="Policepardfaut"/>
+    <w:link w:val="Titre6"/>
     <w:uiPriority w:val="9"/>
     <w:semiHidden/>
     <w:rsid w:val="00DE4EE0"/>
@@ -2799,10 +3000,10 @@
       <w:color w:val="595959" w:themeColor="text1" w:themeTint="A6"/>
     </w:rPr>
   </w:style>
-  <w:style w:type="character" w:customStyle="1" w:styleId="Ttulo7Car">
-    <w:name w:val="Título 7 Car"/>
-    <w:basedOn w:val="Fuentedeprrafopredeter"/>
-    <w:link w:val="Ttulo7"/>
+  <w:style w:type="character" w:customStyle="1" w:styleId="Titre7Car">
+    <w:name w:val="Titre 7 Car"/>
+    <w:basedOn w:val="Policepardfaut"/>
+    <w:link w:val="Titre7"/>
     <w:uiPriority w:val="9"/>
     <w:semiHidden/>
     <w:rsid w:val="00DE4EE0"/>
@@ -2811,10 +3012,10 @@
       <w:color w:val="595959" w:themeColor="text1" w:themeTint="A6"/>
     </w:rPr>
   </w:style>
-  <w:style w:type="character" w:customStyle="1" w:styleId="Ttulo8Car">
-    <w:name w:val="Título 8 Car"/>
-    <w:basedOn w:val="Fuentedeprrafopredeter"/>
-    <w:link w:val="Ttulo8"/>
+  <w:style w:type="character" w:customStyle="1" w:styleId="Titre8Car">
+    <w:name w:val="Titre 8 Car"/>
+    <w:basedOn w:val="Policepardfaut"/>
+    <w:link w:val="Titre8"/>
     <w:uiPriority w:val="9"/>
     <w:semiHidden/>
     <w:rsid w:val="00DE4EE0"/>
@@ -2825,10 +3026,10 @@
       <w:color w:val="272727" w:themeColor="text1" w:themeTint="D8"/>
     </w:rPr>
   </w:style>
-  <w:style w:type="character" w:customStyle="1" w:styleId="Ttulo9Car">
-    <w:name w:val="Título 9 Car"/>
-    <w:basedOn w:val="Fuentedeprrafopredeter"/>
-    <w:link w:val="Ttulo9"/>
+  <w:style w:type="character" w:customStyle="1" w:styleId="Titre9Car">
+    <w:name w:val="Titre 9 Car"/>
+    <w:basedOn w:val="Policepardfaut"/>
+    <w:link w:val="Titre9"/>
     <w:uiPriority w:val="9"/>
     <w:semiHidden/>
     <w:rsid w:val="00DE4EE0"/>
@@ -2837,11 +3038,11 @@
       <w:color w:val="272727" w:themeColor="text1" w:themeTint="D8"/>
     </w:rPr>
   </w:style>
-  <w:style w:type="paragraph" w:styleId="Ttulo">
+  <w:style w:type="paragraph" w:styleId="Titre">
     <w:name w:val="Title"/>
     <w:basedOn w:val="Normal"/>
     <w:next w:val="Normal"/>
-    <w:link w:val="TtuloCar"/>
+    <w:link w:val="TitreCar"/>
     <w:uiPriority w:val="10"/>
     <w:qFormat/>
     <w:rsid w:val="00DE4EE0"/>
@@ -2857,10 +3058,10 @@
       <w:szCs w:val="56"/>
     </w:rPr>
   </w:style>
-  <w:style w:type="character" w:customStyle="1" w:styleId="TtuloCar">
-    <w:name w:val="Título Car"/>
-    <w:basedOn w:val="Fuentedeprrafopredeter"/>
-    <w:link w:val="Ttulo"/>
+  <w:style w:type="character" w:customStyle="1" w:styleId="TitreCar">
+    <w:name w:val="Titre Car"/>
+    <w:basedOn w:val="Policepardfaut"/>
+    <w:link w:val="Titre"/>
     <w:uiPriority w:val="10"/>
     <w:rsid w:val="00DE4EE0"/>
     <w:rPr>
@@ -2871,11 +3072,11 @@
       <w:szCs w:val="56"/>
     </w:rPr>
   </w:style>
-  <w:style w:type="paragraph" w:styleId="Subttulo">
+  <w:style w:type="paragraph" w:styleId="Sous-titre">
     <w:name w:val="Subtitle"/>
     <w:basedOn w:val="Normal"/>
     <w:next w:val="Normal"/>
-    <w:link w:val="SubttuloCar"/>
+    <w:link w:val="Sous-titreCar"/>
     <w:uiPriority w:val="11"/>
     <w:qFormat/>
     <w:rsid w:val="00DE4EE0"/>
@@ -2892,10 +3093,10 @@
       <w:szCs w:val="28"/>
     </w:rPr>
   </w:style>
-  <w:style w:type="character" w:customStyle="1" w:styleId="SubttuloCar">
-    <w:name w:val="Subtítulo Car"/>
-    <w:basedOn w:val="Fuentedeprrafopredeter"/>
-    <w:link w:val="Subttulo"/>
+  <w:style w:type="character" w:customStyle="1" w:styleId="Sous-titreCar">
+    <w:name w:val="Sous-titre Car"/>
+    <w:basedOn w:val="Policepardfaut"/>
+    <w:link w:val="Sous-titre"/>
     <w:uiPriority w:val="11"/>
     <w:rsid w:val="00DE4EE0"/>
     <w:rPr>
@@ -2906,11 +3107,11 @@
       <w:szCs w:val="28"/>
     </w:rPr>
   </w:style>
-  <w:style w:type="paragraph" w:styleId="Cita">
+  <w:style w:type="paragraph" w:styleId="Citation">
     <w:name w:val="Quote"/>
     <w:basedOn w:val="Normal"/>
     <w:next w:val="Normal"/>
-    <w:link w:val="CitaCar"/>
+    <w:link w:val="CitationCar"/>
     <w:uiPriority w:val="29"/>
     <w:qFormat/>
     <w:rsid w:val="00DE4EE0"/>
@@ -2924,10 +3125,10 @@
       <w:color w:val="404040" w:themeColor="text1" w:themeTint="BF"/>
     </w:rPr>
   </w:style>
-  <w:style w:type="character" w:customStyle="1" w:styleId="CitaCar">
-    <w:name w:val="Cita Car"/>
-    <w:basedOn w:val="Fuentedeprrafopredeter"/>
-    <w:link w:val="Cita"/>
+  <w:style w:type="character" w:customStyle="1" w:styleId="CitationCar">
+    <w:name w:val="Citation Car"/>
+    <w:basedOn w:val="Policepardfaut"/>
+    <w:link w:val="Citation"/>
     <w:uiPriority w:val="29"/>
     <w:rsid w:val="00DE4EE0"/>
     <w:rPr>
@@ -2936,7 +3137,7 @@
       <w:color w:val="404040" w:themeColor="text1" w:themeTint="BF"/>
     </w:rPr>
   </w:style>
-  <w:style w:type="paragraph" w:styleId="Prrafodelista">
+  <w:style w:type="paragraph" w:styleId="Paragraphedeliste">
     <w:name w:val="List Paragraph"/>
     <w:basedOn w:val="Normal"/>
     <w:uiPriority w:val="34"/>
@@ -2947,9 +3148,9 @@
       <w:contextualSpacing/>
     </w:pPr>
   </w:style>
-  <w:style w:type="character" w:styleId="nfasisintenso">
+  <w:style w:type="character" w:styleId="Accentuationintense">
     <w:name w:val="Intense Emphasis"/>
-    <w:basedOn w:val="Fuentedeprrafopredeter"/>
+    <w:basedOn w:val="Policepardfaut"/>
     <w:uiPriority w:val="21"/>
     <w:qFormat/>
     <w:rsid w:val="00DE4EE0"/>
@@ -2959,11 +3160,11 @@
       <w:color w:val="0F4761" w:themeColor="accent1" w:themeShade="BF"/>
     </w:rPr>
   </w:style>
-  <w:style w:type="paragraph" w:styleId="Citadestacada">
+  <w:style w:type="paragraph" w:styleId="Citationintense">
     <w:name w:val="Intense Quote"/>
     <w:basedOn w:val="Normal"/>
     <w:next w:val="Normal"/>
-    <w:link w:val="CitadestacadaCar"/>
+    <w:link w:val="CitationintenseCar"/>
     <w:uiPriority w:val="30"/>
     <w:qFormat/>
     <w:rsid w:val="00DE4EE0"/>
@@ -2982,10 +3183,10 @@
       <w:color w:val="0F4761" w:themeColor="accent1" w:themeShade="BF"/>
     </w:rPr>
   </w:style>
-  <w:style w:type="character" w:customStyle="1" w:styleId="CitadestacadaCar">
-    <w:name w:val="Cita destacada Car"/>
-    <w:basedOn w:val="Fuentedeprrafopredeter"/>
-    <w:link w:val="Citadestacada"/>
+  <w:style w:type="character" w:customStyle="1" w:styleId="CitationintenseCar">
+    <w:name w:val="Citation intense Car"/>
+    <w:basedOn w:val="Policepardfaut"/>
+    <w:link w:val="Citationintense"/>
     <w:uiPriority w:val="30"/>
     <w:rsid w:val="00DE4EE0"/>
     <w:rPr>
@@ -2994,9 +3195,9 @@
       <w:color w:val="0F4761" w:themeColor="accent1" w:themeShade="BF"/>
     </w:rPr>
   </w:style>
-  <w:style w:type="character" w:styleId="Referenciaintensa">
+  <w:style w:type="character" w:styleId="Rfrenceintense">
     <w:name w:val="Intense Reference"/>
-    <w:basedOn w:val="Fuentedeprrafopredeter"/>
+    <w:basedOn w:val="Policepardfaut"/>
     <w:uiPriority w:val="32"/>
     <w:qFormat/>
     <w:rsid w:val="00DE4EE0"/>
@@ -3023,9 +3224,9 @@
       <w14:ligatures w14:val="none"/>
     </w:rPr>
   </w:style>
-  <w:style w:type="character" w:styleId="Fuerte">
+  <w:style w:type="character" w:styleId="lev">
     <w:name w:val="Strong"/>
-    <w:basedOn w:val="Fuentedeprrafopredeter"/>
+    <w:basedOn w:val="Policepardfaut"/>
     <w:uiPriority w:val="22"/>
     <w:qFormat/>
     <w:rsid w:val="00083523"/>
@@ -3034,9 +3235,9 @@
       <w:bCs/>
     </w:rPr>
   </w:style>
-  <w:style w:type="table" w:styleId="Tablaconcuadrcula">
+  <w:style w:type="table" w:styleId="Grilledutableau">
     <w:name w:val="Table Grid"/>
-    <w:basedOn w:val="Tablanormal"/>
+    <w:basedOn w:val="TableauNormal"/>
     <w:uiPriority w:val="39"/>
     <w:rsid w:val="00806B65"/>
     <w:pPr>
